--- a/public/resume/WONJIP_CHOI_JP_Manufacturing_DX_Project_Sheet.docx
+++ b/public/resume/WONJIP_CHOI_JP_Manufacturing_DX_Project_Sheet.docx
@@ -27,7 +27,7 @@
           <w:color w:val="1F6D78"/>
           <w:sz w:val="20"/>
         </w:rPr>
-        <w:t>CHOI WON JIP｜造船設計・業務改善エンジニア（DX・自動化）</w:t>
+        <w:t>CHOI WON JIP｜造船設計・製造DXエンジニア（Engineering Systems）</w:t>
       </w:r>
     </w:p>
     <w:p>
@@ -58,7 +58,7 @@
           <w:color w:val="172033"/>
           <w:sz w:val="19"/>
         </w:rPr>
-        <w:t>造船設計の実務経験と、業務システム・自動化・品質検証の個人開発経験を組み合わせ、製造現場の文書管理、情報検索、変更履歴、業務フロー改善に貢献できるエンジニアを目指しています。</w:t>
+        <w:t>造船設計の実務経験と、業務システム・自動化・品質検証の個人開発経験を組み合わせ、図面改訂、影響範囲、承認、発行、製造確認、技術文書検索を追跡可能にする製造DXエンジニアを目指しています。</w:t>
       </w:r>
     </w:p>
     <w:p>
@@ -140,6 +140,115 @@
           <w:sz w:val="17"/>
         </w:rPr>
         <w:t>工程遅延リスク発生時に全体工程を再構築し、納期遅延なしで完了</w:t>
+      </w:r>
+    </w:p>
+    <w:p>
+      <w:pPr>
+        <w:spacing w:before="200" w:after="80" w:line="240" w:lineRule="auto"/>
+        <w:pBdr>
+          <w:bottom w:val="single" w:sz="6" w:space="2" w:color="AEBBC5"/>
+        </w:pBdr>
+      </w:pPr>
+      <w:r>
+        <w:rPr>
+          <w:rFonts w:ascii="Arial" w:hAnsi="Arial" w:eastAsia="Yu Gothic"/>
+          <w:b/>
+          <w:color w:val="1F6D78"/>
+          <w:sz w:val="25"/>
+        </w:rPr>
+        <w:t>DrawingFlow｜図面改訂・影響管理ワークフロー</w:t>
+      </w:r>
+    </w:p>
+    <w:p>
+      <w:pPr>
+        <w:spacing w:before="0" w:after="40" w:line="276" w:lineRule="auto"/>
+      </w:pPr>
+      <w:r>
+        <w:rPr>
+          <w:rFonts w:ascii="Arial" w:hAnsi="Arial" w:eastAsia="Yu Gothic"/>
+          <w:b w:val="0"/>
+          <w:color w:val="526071"/>
+          <w:sz w:val="16"/>
+        </w:rPr>
+        <w:t>個人開発｜Next.js、TypeScript、PostgreSQL、Prisma、Auth.js、Zod、Vitest、Playwright</w:t>
+      </w:r>
+    </w:p>
+    <w:p>
+      <w:pPr>
+        <w:pStyle w:val="ListBullet"/>
+        <w:spacing w:after="40" w:line="269" w:lineRule="auto"/>
+        <w:ind w:left="340" w:hanging="170"/>
+      </w:pPr>
+      <w:r>
+        <w:rPr>
+          <w:rFonts w:ascii="Arial" w:hAnsi="Arial" w:eastAsia="Yu Gothic"/>
+          <w:b w:val="0"/>
+          <w:color w:val="172033"/>
+          <w:sz w:val="17"/>
+        </w:rPr>
+        <w:t>DraftからReview、Approved、Issued、Closedまでの改訂状態と下流影響を一元管理</w:t>
+      </w:r>
+    </w:p>
+    <w:p>
+      <w:pPr>
+        <w:pStyle w:val="ListBullet"/>
+        <w:spacing w:after="40" w:line="269" w:lineRule="auto"/>
+        <w:ind w:left="340" w:hanging="170"/>
+      </w:pPr>
+      <w:r>
+        <w:rPr>
+          <w:rFonts w:ascii="Arial" w:hAnsi="Arial" w:eastAsia="Yu Gothic"/>
+          <w:b w:val="0"/>
+          <w:color w:val="172033"/>
+          <w:sz w:val="17"/>
+        </w:rPr>
+        <w:t>独立承認、発効日、製造受領確認、プロジェクト権限、追記専用監査ログを実装</w:t>
+      </w:r>
+    </w:p>
+    <w:p>
+      <w:pPr>
+        <w:pStyle w:val="ListBullet"/>
+        <w:spacing w:after="40" w:line="269" w:lineRule="auto"/>
+        <w:ind w:left="340" w:hanging="170"/>
+      </w:pPr>
+      <w:r>
+        <w:rPr>
+          <w:rFonts w:ascii="Arial" w:hAnsi="Arial" w:eastAsia="Yu Gothic"/>
+          <w:b w:val="0"/>
+          <w:color w:val="172033"/>
+          <w:sz w:val="17"/>
+        </w:rPr>
+        <w:t>CSV台帳取込、REST PDMアダプター境界、Webhook通知アウトボックスを実装</w:t>
+      </w:r>
+    </w:p>
+    <w:p>
+      <w:pPr>
+        <w:pStyle w:val="ListBullet"/>
+        <w:spacing w:after="40" w:line="269" w:lineRule="auto"/>
+        <w:ind w:left="340" w:hanging="170"/>
+      </w:pPr>
+      <w:r>
+        <w:rPr>
+          <w:rFonts w:ascii="Arial" w:hAnsi="Arial" w:eastAsia="Yu Gothic"/>
+          <w:b w:val="0"/>
+          <w:color w:val="172033"/>
+          <w:sz w:val="17"/>
+        </w:rPr>
+        <w:t>12件の単体・結合テスト、4件のE2Eシナリオ、DB不変性テストで検証</w:t>
+      </w:r>
+    </w:p>
+    <w:p>
+      <w:pPr>
+        <w:spacing w:before="0" w:after="60" w:line="276" w:lineRule="auto"/>
+      </w:pPr>
+      <w:r>
+        <w:rPr>
+          <w:rFonts w:ascii="Arial" w:hAnsi="Arial" w:eastAsia="Yu Gothic"/>
+          <w:b w:val="0"/>
+          <w:color w:val="526071"/>
+          <w:sz w:val="16"/>
+        </w:rPr>
+        <w:t>※ 合成データのみを使用した個人開発であり、勤務先への導入実績や実在するCAD／PDMとの接続を示すものではありません。</w:t>
       </w:r>
     </w:p>
     <w:p>
@@ -425,7 +534,7 @@
                 <w:color w:val="172033"/>
                 <w:sz w:val="18"/>
               </w:rPr>
-              <w:t>将来的な承認済み最新版の優先検索、図面改訂管理との連携</w:t>
+              <w:t>DrawingFlowの承認済み改訂・発行履歴とDocuMindの技術文書検索の連携</w:t>
             </w:r>
           </w:p>
         </w:tc>
@@ -564,7 +673,7 @@
           <w:color w:val="1F6D78"/>
           <w:sz w:val="18"/>
         </w:rPr>
-        <w:t>現場の制約と納期を理解した上で、文書検索、履歴管理、検証、自動化を、利用者が確認・説明できる業務フローとして実装します。</w:t>
+        <w:t>現場の制約と納期を理解した上で、図面改訂、影響確認、承認、発行、製造確認、文書検索を、利用者が確認・説明できる業務フローとして実装します。</w:t>
       </w:r>
     </w:p>
     <w:p>
